--- a/templates/feuille_presence.docx
+++ b/templates/feuille_presence.docx
@@ -1101,6 +1101,8 @@
       <w:headerReference w:type="default" r:id="rId9"/>
       <w:footerReference w:type="even" r:id="rId10"/>
       <w:footerReference w:type="default" r:id="rId11"/>
+      <w:footerReference w:type="first" r:id="rId14"/>
+      <w:headerReference w:type="first" r:id="rId15"/>
       <w:pgSz w:w="11906" w:h="16838"/>
       <w:pgMar w:top="85" w:right="1133" w:bottom="426" w:left="851" w:header="140" w:footer="0" w:gutter="0"/>
       <w:cols w:space="720"/>
@@ -1463,7 +1465,7 @@
         <w:sz w:val="16"/>
         <w:szCs w:val="16"/>
       </w:rPr>
-      <w:t xml:space="preserve">Déclaration d’activité enregistrée sous le n° 82691206769 auprès du </w:t>
+      <w:t>Déclaration d'activité enregistrée sous le n° 93040123104- Enregistrée auprès de la DREETS Provence-Alpes-Côte d'Azur</w:t>
     </w:r>
     <w:proofErr w:type="gramStart"/>
     <w:r>
@@ -1474,7 +1476,6 @@
         <w:sz w:val="16"/>
         <w:szCs w:val="16"/>
       </w:rPr>
-      <w:t>Préfet</w:t>
     </w:r>
     <w:proofErr w:type="gramEnd"/>
     <w:r>
@@ -1485,7 +1486,6 @@
         <w:sz w:val="16"/>
         <w:szCs w:val="16"/>
       </w:rPr>
-      <w:t xml:space="preserve"> de la région Rhône-Alpes</w:t>
     </w:r>
     <w:r>
       <w:rPr>
@@ -1495,7 +1495,6 @@
         <w:sz w:val="16"/>
         <w:szCs w:val="16"/>
       </w:rPr>
-      <w:t xml:space="preserve"> - </w:t>
     </w:r>
     <w:r>
       <w:rPr>
@@ -1505,7 +1504,6 @@
         <w:sz w:val="16"/>
         <w:szCs w:val="16"/>
       </w:rPr>
-      <w:t xml:space="preserve">Identifiant </w:t>
     </w:r>
     <w:proofErr w:type="spellStart"/>
     <w:r>
@@ -1516,7 +1514,6 @@
         <w:sz w:val="16"/>
         <w:szCs w:val="16"/>
       </w:rPr>
-      <w:t>DataDock</w:t>
     </w:r>
     <w:proofErr w:type="spellEnd"/>
     <w:r>
@@ -1527,7 +1524,29 @@
         <w:sz w:val="16"/>
         <w:szCs w:val="16"/>
       </w:rPr>
-      <w:t xml:space="preserve"> : 0029644</w:t>
+    </w:r>
+  </w:p>
+  <w:p>
+    <w:pPr>
+      <w:pStyle w:val="Pieddepage"/>
+      <w:jc w:val="center"/>
+      <w:rPr>
+        <w:rFonts w:ascii="Source Sans Pro" w:hAnsi="Source Sans Pro" w:cs="Arial"/>
+        <w:i/>
+        <w:color w:val="A6A6A6" w:themeColor="background1" w:themeShade="A6"/>
+        <w:sz w:val="16"/>
+        <w:szCs w:val="16"/>
+      </w:rPr>
+    </w:pPr>
+    <w:r>
+      <w:rPr>
+        <w:rFonts w:ascii="Source Sans Pro" w:hAnsi="Source Sans Pro" w:cs="Arial"/>
+        <w:i/>
+        <w:color w:val="A6A6A6" w:themeColor="background1" w:themeShade="A6"/>
+        <w:sz w:val="16"/>
+        <w:szCs w:val="16"/>
+      </w:rPr>
+      <w:t>[ Document mis à jour le 08/03/2026]</w:t>
     </w:r>
   </w:p>
   <w:p>
@@ -1574,6 +1593,16 @@
       <w:rPr>
         <w:sz w:val="18"/>
       </w:rPr>
+    </w:pPr>
+  </w:p>
+</w:ftr>
+</file>
+
+<file path=word/footer3.xml><?xml version="1.0" encoding="utf-8"?>
+<w:ftr xmlns:m="http://schemas.openxmlformats.org/officeDocument/2006/math" xmlns:mc="http://schemas.openxmlformats.org/markup-compatibility/2006" xmlns:mo="http://schemas.microsoft.com/office/mac/office/2008/main" xmlns:mv="urn:schemas-microsoft-com:mac:vml" xmlns:o="urn:schemas-microsoft-com:office:office" xmlns:r="http://schemas.openxmlformats.org/officeDocument/2006/relationships" xmlns:v="urn:schemas-microsoft-com:vml" xmlns:w10="urn:schemas-microsoft-com:office:word" xmlns:w14="http://schemas.microsoft.com/office/word/2010/wordml" xmlns:w="http://schemas.openxmlformats.org/wordprocessingml/2006/main" xmlns:wne="http://schemas.microsoft.com/office/word/2006/wordml" xmlns:wp14="http://schemas.microsoft.com/office/word/2010/wordprocessingDrawing" xmlns:wp="http://schemas.openxmlformats.org/drawingml/2006/wordprocessingDrawing" xmlns:wpc="http://schemas.microsoft.com/office/word/2010/wordprocessingCanvas" xmlns:wpg="http://schemas.microsoft.com/office/word/2010/wordprocessingGroup" xmlns:wpi="http://schemas.microsoft.com/office/word/2010/wordprocessingInk" xmlns:wps="http://schemas.microsoft.com/office/word/2010/wordprocessingShape" mc:Ignorable="w14 wp14">
+  <w:p>
+    <w:pPr>
+      <w:pStyle w:val="Footer"/>
     </w:pPr>
   </w:p>
 </w:ftr>
@@ -2170,7 +2199,6 @@
         <w:color w:val="24BD63"/>
         <w:sz w:val="24"/>
       </w:rPr>
-      <w:br/>
     </w:r>
     <w:r>
       <w:rPr>
@@ -2180,7 +2208,6 @@
         <w:sz w:val="16"/>
         <w:szCs w:val="12"/>
       </w:rPr>
-      <w:t xml:space="preserve">Document mis à jour </w:t>
     </w:r>
     <w:r>
       <w:rPr>
@@ -2190,7 +2217,6 @@
         <w:sz w:val="16"/>
         <w:szCs w:val="12"/>
       </w:rPr>
-      <w:t xml:space="preserve">le </w:t>
     </w:r>
     <w:r>
       <w:rPr>
@@ -2200,8 +2226,17 @@
         <w:sz w:val="16"/>
         <w:szCs w:val="12"/>
       </w:rPr>
-      <w:t>15/01/2026</w:t>
     </w:r>
+  </w:p>
+</w:hdr>
+</file>
+
+<file path=word/header2.xml><?xml version="1.0" encoding="utf-8"?>
+<w:hdr xmlns:m="http://schemas.openxmlformats.org/officeDocument/2006/math" xmlns:mc="http://schemas.openxmlformats.org/markup-compatibility/2006" xmlns:mo="http://schemas.microsoft.com/office/mac/office/2008/main" xmlns:mv="urn:schemas-microsoft-com:mac:vml" xmlns:o="urn:schemas-microsoft-com:office:office" xmlns:r="http://schemas.openxmlformats.org/officeDocument/2006/relationships" xmlns:v="urn:schemas-microsoft-com:vml" xmlns:w10="urn:schemas-microsoft-com:office:word" xmlns:w14="http://schemas.microsoft.com/office/word/2010/wordml" xmlns:w="http://schemas.openxmlformats.org/wordprocessingml/2006/main" xmlns:wne="http://schemas.microsoft.com/office/word/2006/wordml" xmlns:wp14="http://schemas.microsoft.com/office/word/2010/wordprocessingDrawing" xmlns:wp="http://schemas.openxmlformats.org/drawingml/2006/wordprocessingDrawing" xmlns:wpc="http://schemas.microsoft.com/office/word/2010/wordprocessingCanvas" xmlns:wpg="http://schemas.microsoft.com/office/word/2010/wordprocessingGroup" xmlns:wpi="http://schemas.microsoft.com/office/word/2010/wordprocessingInk" xmlns:wps="http://schemas.microsoft.com/office/word/2010/wordprocessingShape" mc:Ignorable="w14 wp14">
+  <w:p>
+    <w:pPr>
+      <w:pStyle w:val="Header"/>
+    </w:pPr>
   </w:p>
 </w:hdr>
 </file>
